--- a/charter/VietCouncil_Charter_Template.docx
+++ b/charter/VietCouncil_Charter_Template.docx
@@ -203,7 +203,7 @@
           <w:sz w:val="18"/>
           <w:szCs w:val="18"/>
         </w:rPr>
-        <w:t xml:space="preserve">Prepared using the VietCouncil model charter (vietcouncil.org)</w:t>
+        <w:t xml:space="preserve">Prepared using the Viet Council model charter (vietcouncil.org)</w:t>
       </w:r>
     </w:p>
     <w:p>
@@ -222,7 +222,7 @@
           <w:sz w:val="18"/>
           <w:szCs w:val="18"/>
         </w:rPr>
-        <w:t xml:space="preserve">Soạn theo hiến chương mẫu VietCouncil (vietcouncil.org)</w:t>
+        <w:t xml:space="preserve">Soạn theo hiến chương mẫu Viet Council (vietcouncil.org)</w:t>
       </w:r>
     </w:p>
     <w:p>
@@ -478,15 +478,15 @@
           <w:sz w:val="21"/>
           <w:szCs w:val="21"/>
         </w:rPr>
-        <w:t xml:space="preserve">Article IX — Elections and Voting</w:t>
-      </w:r>
-      <w:r>
-        <w:rPr>
-          <w:color w:val="555555"/>
-          <w:sz w:val="21"/>
-          <w:szCs w:val="21"/>
-        </w:rPr>
-        <w:t xml:space="preserve">   ·   Điều IX — Bầu cử và Bỏ phiếu</w:t>
+        <w:t xml:space="preserve">Article IX — Independent Oversight Committee</w:t>
+      </w:r>
+      <w:r>
+        <w:rPr>
+          <w:color w:val="555555"/>
+          <w:sz w:val="21"/>
+          <w:szCs w:val="21"/>
+        </w:rPr>
+        <w:t xml:space="preserve">   ·   Điều IX — Ủy ban Giám sát Độc lập</w:t>
       </w:r>
     </w:p>
     <w:p>
@@ -502,15 +502,15 @@
           <w:sz w:val="21"/>
           <w:szCs w:val="21"/>
         </w:rPr>
-        <w:t xml:space="preserve">Article X — Checks, Balances, and Accountability</w:t>
-      </w:r>
-      <w:r>
-        <w:rPr>
-          <w:color w:val="555555"/>
-          <w:sz w:val="21"/>
-          <w:szCs w:val="21"/>
-        </w:rPr>
-        <w:t xml:space="preserve">   ·   Điều X — Kiểm soát, Cân bằng và Trách nhiệm Giải trình</w:t>
+        <w:t xml:space="preserve">Article X — Elections and Voting</w:t>
+      </w:r>
+      <w:r>
+        <w:rPr>
+          <w:color w:val="555555"/>
+          <w:sz w:val="21"/>
+          <w:szCs w:val="21"/>
+        </w:rPr>
+        <w:t xml:space="preserve">   ·   Điều X — Bầu cử và Bỏ phiếu</w:t>
       </w:r>
     </w:p>
     <w:p>
@@ -526,15 +526,15 @@
           <w:sz w:val="21"/>
           <w:szCs w:val="21"/>
         </w:rPr>
-        <w:t xml:space="preserve">Article XI — Finances and Transparency</w:t>
-      </w:r>
-      <w:r>
-        <w:rPr>
-          <w:color w:val="555555"/>
-          <w:sz w:val="21"/>
-          <w:szCs w:val="21"/>
-        </w:rPr>
-        <w:t xml:space="preserve">   ·   Điều XI — Tài chính và Minh bạch</w:t>
+        <w:t xml:space="preserve">Article XI — Checks, Balances, and Accountability</w:t>
+      </w:r>
+      <w:r>
+        <w:rPr>
+          <w:color w:val="555555"/>
+          <w:sz w:val="21"/>
+          <w:szCs w:val="21"/>
+        </w:rPr>
+        <w:t xml:space="preserve">   ·   Điều XI — Kiểm soát, Cân bằng và Trách nhiệm Giải trình</w:t>
       </w:r>
     </w:p>
     <w:p>
@@ -550,15 +550,15 @@
           <w:sz w:val="21"/>
           <w:szCs w:val="21"/>
         </w:rPr>
-        <w:t xml:space="preserve">Article XII — General Assembly and Meetings</w:t>
-      </w:r>
-      <w:r>
-        <w:rPr>
-          <w:color w:val="555555"/>
-          <w:sz w:val="21"/>
-          <w:szCs w:val="21"/>
-        </w:rPr>
-        <w:t xml:space="preserve">   ·   Điều XII — Đại hội Toàn thể và Các Phiên họp</w:t>
+        <w:t xml:space="preserve">Article XII — Finances and Transparency</w:t>
+      </w:r>
+      <w:r>
+        <w:rPr>
+          <w:color w:val="555555"/>
+          <w:sz w:val="21"/>
+          <w:szCs w:val="21"/>
+        </w:rPr>
+        <w:t xml:space="preserve">   ·   Điều XII — Tài chính và Minh bạch</w:t>
       </w:r>
     </w:p>
     <w:p>
@@ -574,15 +574,15 @@
           <w:sz w:val="21"/>
           <w:szCs w:val="21"/>
         </w:rPr>
-        <w:t xml:space="preserve">Article XIII — Amendments</w:t>
-      </w:r>
-      <w:r>
-        <w:rPr>
-          <w:color w:val="555555"/>
-          <w:sz w:val="21"/>
-          <w:szCs w:val="21"/>
-        </w:rPr>
-        <w:t xml:space="preserve">   ·   Điều XIII — Sửa đổi</w:t>
+        <w:t xml:space="preserve">Article XIII — General Assembly and Meetings</w:t>
+      </w:r>
+      <w:r>
+        <w:rPr>
+          <w:color w:val="555555"/>
+          <w:sz w:val="21"/>
+          <w:szCs w:val="21"/>
+        </w:rPr>
+        <w:t xml:space="preserve">   ·   Điều XIII — Đại hội Toàn thể và Các Phiên họp</w:t>
       </w:r>
     </w:p>
     <w:p>
@@ -598,15 +598,15 @@
           <w:sz w:val="21"/>
           <w:szCs w:val="21"/>
         </w:rPr>
-        <w:t xml:space="preserve">Article XIV — Dissolution</w:t>
-      </w:r>
-      <w:r>
-        <w:rPr>
-          <w:color w:val="555555"/>
-          <w:sz w:val="21"/>
-          <w:szCs w:val="21"/>
-        </w:rPr>
-        <w:t xml:space="preserve">   ·   Điều XIV — Giải thể</w:t>
+        <w:t xml:space="preserve">Article XIV — Amendments</w:t>
+      </w:r>
+      <w:r>
+        <w:rPr>
+          <w:color w:val="555555"/>
+          <w:sz w:val="21"/>
+          <w:szCs w:val="21"/>
+        </w:rPr>
+        <w:t xml:space="preserve">   ·   Điều XIV — Sửa đổi</w:t>
       </w:r>
     </w:p>
     <w:p>
@@ -622,15 +622,39 @@
           <w:sz w:val="21"/>
           <w:szCs w:val="21"/>
         </w:rPr>
-        <w:t xml:space="preserve">Article XV — Transitional and Founding Provisions</w:t>
-      </w:r>
-      <w:r>
-        <w:rPr>
-          <w:color w:val="555555"/>
-          <w:sz w:val="21"/>
-          <w:szCs w:val="21"/>
-        </w:rPr>
-        <w:t xml:space="preserve">   ·   Điều XV — Điều khoản Chuyển tiếp và Sáng lập</w:t>
+        <w:t xml:space="preserve">Article XV — Dissolution</w:t>
+      </w:r>
+      <w:r>
+        <w:rPr>
+          <w:color w:val="555555"/>
+          <w:sz w:val="21"/>
+          <w:szCs w:val="21"/>
+        </w:rPr>
+        <w:t xml:space="preserve">   ·   Điều XV — Giải thể</w:t>
+      </w:r>
+    </w:p>
+    <w:p>
+      <w:pPr>
+        <w:spacing w:after="30" w:before="40"/>
+        <w:ind w:left="240"/>
+      </w:pPr>
+      <w:r>
+        <w:rPr>
+          <w:b/>
+          <w:bCs/>
+          <w:color w:val="0F2540"/>
+          <w:sz w:val="21"/>
+          <w:szCs w:val="21"/>
+        </w:rPr>
+        <w:t xml:space="preserve">Article XVI — Transitional and Founding Provisions</w:t>
+      </w:r>
+      <w:r>
+        <w:rPr>
+          <w:color w:val="555555"/>
+          <w:sz w:val="21"/>
+          <w:szCs w:val="21"/>
+        </w:rPr>
+        <w:t xml:space="preserve">   ·   Điều XVI — Điều khoản Chuyển tiếp và Sáng lập</w:t>
       </w:r>
     </w:p>
     <w:p>
@@ -1623,23 +1647,23 @@
           <w:sz w:val="22"/>
           <w:szCs w:val="22"/>
         </w:rPr>
-        <w:t xml:space="preserve">Suspension and termination. Membership ends on resignation or death. A member may be suspended or expelled only for a serious, documented violation of this Charter, by a two-thirds (2/3) vote of the Council of Community Leaders, after written notice and a fair opportunity to be heard, with a right of appeal to the General Assembly.</w:t>
-      </w:r>
-    </w:p>
-    <w:p>
-      <w:pPr>
-        <w:spacing w:after="120" w:before="0"/>
-        <w:ind w:left="360"/>
-      </w:pPr>
-      <w:r>
-        <w:rPr>
-          <w:i/>
-          <w:iCs/>
-          <w:color w:val="555555"/>
-          <w:sz w:val="21"/>
-          <w:szCs w:val="21"/>
-        </w:rPr>
-        <w:t xml:space="preserve">Đình chỉ và chấm dứt. Tư cách thành viên chấm dứt khi từ nhiệm hoặc qua đời. Một thành viên chỉ có thể bị đình chỉ hoặc khai trừ vì vi phạm nghiêm trọng, có hồ sơ, đối với Hiến chương này, bằng biểu quyết hai phần ba (2/3) của Hội đồng Nhân sĩ, sau khi có thông báo bằng văn bản và cơ hội trình bày công bằng, kèm quyền kháng nghị lên Đại hội Toàn thể.</w:t>
+        <w:t xml:space="preserve">Suspension and termination. Membership ends on resignation or death. A member may be suspended or expelled only for a serious, documented violation of this Charter, adjudicated by the Independent Oversight Committee under Article IX, after written notice and a fair opportunity to be heard, with a right of appeal to the General Assembly.</w:t>
+      </w:r>
+    </w:p>
+    <w:p>
+      <w:pPr>
+        <w:spacing w:after="120" w:before="0"/>
+        <w:ind w:left="360"/>
+      </w:pPr>
+      <w:r>
+        <w:rPr>
+          <w:i/>
+          <w:iCs/>
+          <w:color w:val="555555"/>
+          <w:sz w:val="21"/>
+          <w:szCs w:val="21"/>
+        </w:rPr>
+        <w:t xml:space="preserve">Đình chỉ và chấm dứt. Tư cách thành viên chấm dứt khi từ nhiệm hoặc qua đời. Một thành viên chỉ có thể bị đình chỉ hoặc khai trừ vì vi phạm nghiêm trọng, có hồ sơ, đối với Hiến chương này, do Ủy ban Giám sát Độc lập xét định theo Điều IX, sau khi có thông báo bằng văn bản và cơ hội trình bày công bằng, kèm quyền kháng nghị lên Đại hội Toàn thể.</w:t>
       </w:r>
     </w:p>
     <w:p>
@@ -1697,23 +1721,23 @@
           <w:sz w:val="22"/>
           <w:szCs w:val="22"/>
         </w:rPr>
-        <w:t xml:space="preserve">The Association governs itself through three organs that keep one another in check: (a) the Council of Community Leaders (the legislative branch); (b) the Executive Board (the executive branch); and (c) the Independent Electoral Commission (which runs elections).</w:t>
-      </w:r>
-    </w:p>
-    <w:p>
-      <w:pPr>
-        <w:spacing w:after="120" w:before="0"/>
-        <w:ind w:left="360"/>
-      </w:pPr>
-      <w:r>
-        <w:rPr>
-          <w:i/>
-          <w:iCs/>
-          <w:color w:val="555555"/>
-          <w:sz w:val="21"/>
-          <w:szCs w:val="21"/>
-        </w:rPr>
-        <w:t xml:space="preserve">Hội tự quản trị thông qua ba cơ quan giám sát lẫn nhau: (a) Hội đồng Nhân sĩ (ngành lập pháp); (b) Ban Điều hành (ngành hành pháp); và (c) Ủy ban Bầu cử Độc lập (đảm nhận việc tổ chức bầu cử).</w:t>
+        <w:t xml:space="preserve">The Association governs itself through four organs that keep one another in check: (a) the Council of Community Leaders (the legislative branch); (b) the Executive Board (the executive branch); (c) the Independent Electoral Commission (which runs elections); and (d) the Independent Oversight Committee (which monitors compliance and adjudicates violations).</w:t>
+      </w:r>
+    </w:p>
+    <w:p>
+      <w:pPr>
+        <w:spacing w:after="120" w:before="0"/>
+        <w:ind w:left="360"/>
+      </w:pPr>
+      <w:r>
+        <w:rPr>
+          <w:i/>
+          <w:iCs/>
+          <w:color w:val="555555"/>
+          <w:sz w:val="21"/>
+          <w:szCs w:val="21"/>
+        </w:rPr>
+        <w:t xml:space="preserve">Hội tự quản trị thông qua bốn cơ quan giám sát lẫn nhau: (a) Hội đồng Nhân sĩ (ngành lập pháp); (b) Ban Điều hành (ngành hành pháp); (c) Ủy ban Bầu cử Độc lập (đảm nhận việc tổ chức bầu cử); và (d) Ủy ban Giám sát Độc lập (theo dõi việc tuân thủ và xét định các vi phạm).</w:t>
       </w:r>
     </w:p>
     <w:p>
@@ -1735,23 +1759,61 @@
           <w:sz w:val="22"/>
           <w:szCs w:val="22"/>
         </w:rPr>
-        <w:t xml:space="preserve">No person may simultaneously hold office in more than one organ. No single person or faction may control the rules, the funds, and the conduct of elections at the same time.</w:t>
-      </w:r>
-    </w:p>
-    <w:p>
-      <w:pPr>
-        <w:spacing w:after="120" w:before="0"/>
-        <w:ind w:left="360"/>
-      </w:pPr>
-      <w:r>
-        <w:rPr>
-          <w:i/>
-          <w:iCs/>
-          <w:color w:val="555555"/>
-          <w:sz w:val="21"/>
-          <w:szCs w:val="21"/>
-        </w:rPr>
-        <w:t xml:space="preserve">Không ai được đồng thời giữ chức vụ ở hơn một cơ quan. Không cá nhân hay phe nhóm nào được cùng lúc kiểm soát luật lệ, ngân quỹ và việc tổ chức bầu cử.</w:t>
+        <w:t xml:space="preserve">No person may simultaneously hold office in more than one organ. No single person or faction may control the rules, the funds, the conduct of elections, and the oversight of violations at the same time.</w:t>
+      </w:r>
+    </w:p>
+    <w:p>
+      <w:pPr>
+        <w:spacing w:after="120" w:before="0"/>
+        <w:ind w:left="360"/>
+      </w:pPr>
+      <w:r>
+        <w:rPr>
+          <w:i/>
+          <w:iCs/>
+          <w:color w:val="555555"/>
+          <w:sz w:val="21"/>
+          <w:szCs w:val="21"/>
+        </w:rPr>
+        <w:t xml:space="preserve">Không ai được đồng thời giữ chức vụ ở hơn một cơ quan. Không cá nhân hay phe nhóm nào được cùng lúc kiểm soát luật lệ, ngân quỹ, việc tổ chức bầu cử và việc giám sát vi phạm.</w:t>
+      </w:r>
+    </w:p>
+    <w:p>
+      <w:pPr>
+        <w:spacing w:after="40" w:before="120"/>
+      </w:pPr>
+      <w:r>
+        <w:rPr>
+          <w:b/>
+          <w:bCs/>
+          <w:color w:val="9C6F0B"/>
+          <w:sz w:val="22"/>
+          <w:szCs w:val="22"/>
+        </w:rPr>
+        <w:t xml:space="preserve">5.3  </w:t>
+      </w:r>
+      <w:r>
+        <w:rPr>
+          <w:sz w:val="22"/>
+          <w:szCs w:val="22"/>
+        </w:rPr>
+        <w:t xml:space="preserve">Smaller communities. A community that cannot staff four separate bodies may, in its bylaws, combine the Oversight Committee with the Electoral Commission as a single “Electoral and Oversight Commission,” as provided in Article IX, provided its independence from the two elected branches is preserved.</w:t>
+      </w:r>
+    </w:p>
+    <w:p>
+      <w:pPr>
+        <w:spacing w:after="120" w:before="0"/>
+        <w:ind w:left="360"/>
+      </w:pPr>
+      <w:r>
+        <w:rPr>
+          <w:i/>
+          <w:iCs/>
+          <w:color w:val="555555"/>
+          <w:sz w:val="21"/>
+          <w:szCs w:val="21"/>
+        </w:rPr>
+        <w:t xml:space="preserve">Cộng đồng nhỏ. Một cộng đồng không đủ nhân sự để lập bốn cơ quan riêng biệt có thể, trong quy chế của mình, gộp Ủy ban Giám sát với Ủy ban Bầu cử thành một “Ủy ban Bầu cử và Giám sát” duy nhất, theo Điều IX, miễn là vẫn giữ được sự độc lập với hai ngành dân cử.</w:t>
       </w:r>
     </w:p>
     <w:p>
@@ -2369,7 +2431,7 @@
           <w:sz w:val="26"/>
           <w:szCs w:val="26"/>
         </w:rPr>
-        <w:t xml:space="preserve">Article IX — Elections and Voting</w:t>
+        <w:t xml:space="preserve">Article IX — Independent Oversight Committee</w:t>
       </w:r>
       <w:r>
         <w:rPr>
@@ -2389,7 +2451,7 @@
           <w:sz w:val="26"/>
           <w:szCs w:val="26"/>
         </w:rPr>
-        <w:t xml:space="preserve">Điều IX — Bầu cử và Bỏ phiếu</w:t>
+        <w:t xml:space="preserve">Điều IX — Ủy ban Giám sát Độc lập</w:t>
       </w:r>
     </w:p>
     <w:p>
@@ -2411,23 +2473,23 @@
           <w:sz w:val="22"/>
           <w:szCs w:val="22"/>
         </w:rPr>
-        <w:t xml:space="preserve">Right to vote. Every member aged eighteen (18) or older who is entered on the published voter roll may vote. The principle of one member, one vote governs all elections.</w:t>
-      </w:r>
-    </w:p>
-    <w:p>
-      <w:pPr>
-        <w:spacing w:after="120" w:before="0"/>
-        <w:ind w:left="360"/>
-      </w:pPr>
-      <w:r>
-        <w:rPr>
-          <w:i/>
-          <w:iCs/>
-          <w:color w:val="555555"/>
-          <w:sz w:val="21"/>
-          <w:szCs w:val="21"/>
-        </w:rPr>
-        <w:t xml:space="preserve">Quyền bỏ phiếu. Mỗi thành viên từ mười tám (18) tuổi trở lên có tên trong danh sách cử tri đã công bố đều được bỏ phiếu. Nguyên tắc mỗi thành viên một lá phiếu chi phối mọi cuộc bầu cử.</w:t>
+        <w:t xml:space="preserve">Composition. The Independent Oversight Committee (the “Oversight Committee”) consists of [3] members of good standing, chosen for their integrity and impartiality and confirmed by a two-thirds (2/3) vote of the Council for a fixed term of two (2) years.</w:t>
+      </w:r>
+    </w:p>
+    <w:p>
+      <w:pPr>
+        <w:spacing w:after="120" w:before="0"/>
+        <w:ind w:left="360"/>
+      </w:pPr>
+      <w:r>
+        <w:rPr>
+          <w:i/>
+          <w:iCs/>
+          <w:color w:val="555555"/>
+          <w:sz w:val="21"/>
+          <w:szCs w:val="21"/>
+        </w:rPr>
+        <w:t xml:space="preserve">Thành phần. Ủy ban Giám sát Độc lập (“Ủy ban Giám sát”) gồm [3] thành viên có tư cách tốt, được chọn vì sự chính trực và vô tư, và được Hội đồng chuẩn thuận bằng biểu quyết hai phần ba (2/3) với nhiệm kỳ cố định hai (2) năm.</w:t>
       </w:r>
     </w:p>
     <w:p>
@@ -2449,23 +2511,23 @@
           <w:sz w:val="22"/>
           <w:szCs w:val="22"/>
         </w:rPr>
-        <w:t xml:space="preserve">Candidates. Any voter in good standing may stand as a candidate for the Council or for Chair, subject to the same published requirements applied equally to all.</w:t>
-      </w:r>
-    </w:p>
-    <w:p>
-      <w:pPr>
-        <w:spacing w:after="120" w:before="0"/>
-        <w:ind w:left="360"/>
-      </w:pPr>
-      <w:r>
-        <w:rPr>
-          <w:i/>
-          <w:iCs/>
-          <w:color w:val="555555"/>
-          <w:sz w:val="21"/>
-          <w:szCs w:val="21"/>
-        </w:rPr>
-        <w:t xml:space="preserve">Ứng viên. Bất kỳ cử tri nào có tư cách tốt đều có thể ứng cử vào Hội đồng hoặc chức Chủ tịch, theo cùng những yêu cầu đã công bố và áp dụng bình đẳng cho mọi người.</w:t>
+        <w:t xml:space="preserve">Independence. Its members may not concurrently hold office in the Council, the Executive Board, or the Electoral Commission, may not stand for office while serving, and must recuse themselves from any matter in which they have a personal interest. The Oversight Committee answers to this Charter and to the members, not to any officer or faction.</w:t>
+      </w:r>
+    </w:p>
+    <w:p>
+      <w:pPr>
+        <w:spacing w:after="120" w:before="0"/>
+        <w:ind w:left="360"/>
+      </w:pPr>
+      <w:r>
+        <w:rPr>
+          <w:i/>
+          <w:iCs/>
+          <w:color w:val="555555"/>
+          <w:sz w:val="21"/>
+          <w:szCs w:val="21"/>
+        </w:rPr>
+        <w:t xml:space="preserve">Độc lập. Thành viên Ủy ban không được đồng thời giữ chức vụ trong Hội đồng, Ban Điều hành hay Ủy ban Bầu cử, không được ra ứng cử trong khi đang tại nhiệm, và phải tự rút khỏi bất kỳ vụ việc nào mà mình có lợi ích cá nhân. Ủy ban Giám sát chịu trách nhiệm trước Hiến chương này và trước thành viên, không trước bất kỳ viên chức hay phe nhóm nào.</w:t>
       </w:r>
     </w:p>
     <w:p>
@@ -2487,23 +2549,23 @@
           <w:sz w:val="22"/>
           <w:szCs w:val="22"/>
         </w:rPr>
-        <w:t xml:space="preserve">Secret ballot. All votes for office are cast by secret ballot. Voting may be conducted in person, by mail, or through a verified online system, provided secrecy is protected and each member votes only once.</w:t>
-      </w:r>
-    </w:p>
-    <w:p>
-      <w:pPr>
-        <w:spacing w:after="120" w:before="0"/>
-        <w:ind w:left="360"/>
-      </w:pPr>
-      <w:r>
-        <w:rPr>
-          <w:i/>
-          <w:iCs/>
-          <w:color w:val="555555"/>
-          <w:sz w:val="21"/>
-          <w:szCs w:val="21"/>
-        </w:rPr>
-        <w:t xml:space="preserve">Phiếu kín. Mọi lá phiếu bầu chức vụ đều được bỏ kín. Việc bỏ phiếu có thể tiến hành trực tiếp, qua bưu điện, hoặc qua hệ thống trực tuyến đã xác minh, miễn là bảo đảm bí mật và mỗi thành viên chỉ bỏ một lần.</w:t>
+        <w:t xml:space="preserve">Powers. The Oversight Committee monitors compliance with this Charter by every organ and member; receives and investigates complaints of violations — including misconduct, abuse of power, conflicts of interest, and financial impropriety; reviews the annual financial audit; and adjudicates disciplinary matters, including matters involving members of the two elected branches.</w:t>
+      </w:r>
+    </w:p>
+    <w:p>
+      <w:pPr>
+        <w:spacing w:after="120" w:before="0"/>
+        <w:ind w:left="360"/>
+      </w:pPr>
+      <w:r>
+        <w:rPr>
+          <w:i/>
+          <w:iCs/>
+          <w:color w:val="555555"/>
+          <w:sz w:val="21"/>
+          <w:szCs w:val="21"/>
+        </w:rPr>
+        <w:t xml:space="preserve">Quyền hạn. Ủy ban Giám sát theo dõi việc tuân thủ Hiến chương này của mọi cơ quan và thành viên; tiếp nhận và điều tra các khiếu nại về vi phạm — bao gồm sai phạm, lạm quyền, xung đột lợi ích và bất minh tài chính; rà soát báo cáo kiểm toán hằng năm; và xét định các vấn đề kỷ luật, kể cả những vụ việc liên quan đến thành viên của hai ngành dân cử.</w:t>
       </w:r>
     </w:p>
     <w:p>
@@ -2525,23 +2587,23 @@
           <w:sz w:val="22"/>
           <w:szCs w:val="22"/>
         </w:rPr>
-        <w:t xml:space="preserve">Conduct. Candidates shall have equal access to community forums and channels. Campaigning shall be peaceful and honest; intimidation, vote-buying, and fraud are prohibited and are grounds for disqualification.</w:t>
-      </w:r>
-    </w:p>
-    <w:p>
-      <w:pPr>
-        <w:spacing w:after="120" w:before="0"/>
-        <w:ind w:left="360"/>
-      </w:pPr>
-      <w:r>
-        <w:rPr>
-          <w:i/>
-          <w:iCs/>
-          <w:color w:val="555555"/>
-          <w:sz w:val="21"/>
-          <w:szCs w:val="21"/>
-        </w:rPr>
-        <w:t xml:space="preserve">Ứng xử. Ứng viên được tiếp cận bình đẳng các diễn đàn và kênh của cộng đồng. Việc vận động phải ôn hòa và trung thực; đe dọa, mua phiếu và gian lận bị cấm và là căn cứ để truất quyền ứng cử.</w:t>
+        <w:t xml:space="preserve">Due process and sanctions. Before any sanction, the person concerned shall receive written notice and a fair opportunity to be heard. Sanctions provided in this Charter, such as suspension or expulsion, require a two-thirds (2/3) vote of the Oversight Committee, and any decision may be appealed to the General Assembly.</w:t>
+      </w:r>
+    </w:p>
+    <w:p>
+      <w:pPr>
+        <w:spacing w:after="120" w:before="0"/>
+        <w:ind w:left="360"/>
+      </w:pPr>
+      <w:r>
+        <w:rPr>
+          <w:i/>
+          <w:iCs/>
+          <w:color w:val="555555"/>
+          <w:sz w:val="21"/>
+          <w:szCs w:val="21"/>
+        </w:rPr>
+        <w:t xml:space="preserve">Trình tự công bằng và chế tài. Trước khi áp dụng bất kỳ chế tài nào, người liên quan phải được thông báo bằng văn bản và có cơ hội trình bày công bằng. Các chế tài quy định trong Hiến chương này, như đình chỉ hoặc khai trừ, cần biểu quyết hai phần ba (2/3) của Ủy ban Giám sát, và mọi quyết định đều có thể được kháng nghị lên Đại hội Toàn thể.</w:t>
       </w:r>
     </w:p>
     <w:p>
@@ -2563,23 +2625,61 @@
           <w:sz w:val="22"/>
           <w:szCs w:val="22"/>
         </w:rPr>
-        <w:t xml:space="preserve">Counting and certification. Votes are counted in the open, observed by candidate representatives and neutral observers. The Commission certifies the results and oversees a peaceful handover to those elected.</w:t>
-      </w:r>
-    </w:p>
-    <w:p>
-      <w:pPr>
-        <w:spacing w:after="120" w:before="0"/>
-        <w:ind w:left="360"/>
-      </w:pPr>
-      <w:r>
-        <w:rPr>
-          <w:i/>
-          <w:iCs/>
-          <w:color w:val="555555"/>
-          <w:sz w:val="21"/>
-          <w:szCs w:val="21"/>
-        </w:rPr>
-        <w:t xml:space="preserve">Kiểm phiếu và xác nhận. Phiếu được kiểm công khai, dưới sự chứng kiến của đại diện ứng viên và giám sát viên trung lập. Ủy ban xác nhận kết quả và giám sát việc chuyển giao ôn hòa cho những người trúng cử.</w:t>
+        <w:t xml:space="preserve">Limits and accountability. The Oversight Committee holds no policy-making or executive power and may act only under published procedures. Its members may be removed for misconduct or incapacity by a two-thirds (2/3) vote of the Council, with written reasons.</w:t>
+      </w:r>
+    </w:p>
+    <w:p>
+      <w:pPr>
+        <w:spacing w:after="120" w:before="0"/>
+        <w:ind w:left="360"/>
+      </w:pPr>
+      <w:r>
+        <w:rPr>
+          <w:i/>
+          <w:iCs/>
+          <w:color w:val="555555"/>
+          <w:sz w:val="21"/>
+          <w:szCs w:val="21"/>
+        </w:rPr>
+        <w:t xml:space="preserve">Giới hạn và trách nhiệm giải trình. Ủy ban Giám sát không có quyền hoạch định chính sách hay quyền hành pháp và chỉ được hành động theo các thủ tục đã công bố. Thành viên Ủy ban có thể bị bãi nhiệm vì sai phạm hoặc mất năng lực bằng biểu quyết hai phần ba (2/3) của Hội đồng, kèm lý do bằng văn bản.</w:t>
+      </w:r>
+    </w:p>
+    <w:p>
+      <w:pPr>
+        <w:spacing w:after="40" w:before="120"/>
+      </w:pPr>
+      <w:r>
+        <w:rPr>
+          <w:b/>
+          <w:bCs/>
+          <w:color w:val="9C6F0B"/>
+          <w:sz w:val="22"/>
+          <w:szCs w:val="22"/>
+        </w:rPr>
+        <w:t xml:space="preserve">9.6  </w:t>
+      </w:r>
+      <w:r>
+        <w:rPr>
+          <w:sz w:val="22"/>
+          <w:szCs w:val="22"/>
+        </w:rPr>
+        <w:t xml:space="preserve">Smaller communities. A community that lacks the volunteers to seat a separate body may, in its bylaws, assign these oversight functions to the Independent Electoral Commission, which then serves as a combined “Electoral and Oversight Commission.” In that case the same independence, due-process, and accountability rules apply.</w:t>
+      </w:r>
+    </w:p>
+    <w:p>
+      <w:pPr>
+        <w:spacing w:after="120" w:before="0"/>
+        <w:ind w:left="360"/>
+      </w:pPr>
+      <w:r>
+        <w:rPr>
+          <w:i/>
+          <w:iCs/>
+          <w:color w:val="555555"/>
+          <w:sz w:val="21"/>
+          <w:szCs w:val="21"/>
+        </w:rPr>
+        <w:t xml:space="preserve">Cộng đồng nhỏ. Một cộng đồng thiếu tình nguyện viên để lập một cơ quan riêng có thể, trong quy chế của mình, giao các chức năng giám sát này cho Ủy ban Bầu cử Độc lập, khi đó Ủy ban đóng vai trò là “Ủy ban Bầu cử và Giám sát” hợp nhất. Trong trường hợp đó, vẫn áp dụng các quy tắc về độc lập, trình tự công bằng và trách nhiệm giải trình như trên.</w:t>
       </w:r>
     </w:p>
     <w:p>
@@ -2595,7 +2695,7 @@
           <w:sz w:val="26"/>
           <w:szCs w:val="26"/>
         </w:rPr>
-        <w:t xml:space="preserve">Article X — Checks, Balances, and Accountability</w:t>
+        <w:t xml:space="preserve">Article X — Elections and Voting</w:t>
       </w:r>
       <w:r>
         <w:rPr>
@@ -2615,7 +2715,7 @@
           <w:sz w:val="26"/>
           <w:szCs w:val="26"/>
         </w:rPr>
-        <w:t xml:space="preserve">Điều X — Kiểm soát, Cân bằng và Trách nhiệm Giải trình</w:t>
+        <w:t xml:space="preserve">Điều X — Bầu cử và Bỏ phiếu</w:t>
       </w:r>
     </w:p>
     <w:p>
@@ -2637,23 +2737,23 @@
           <w:sz w:val="22"/>
           <w:szCs w:val="22"/>
         </w:rPr>
-        <w:t xml:space="preserve">Budget check. The Executive Board proposes the budget, but no major expenditure is valid without the Council’s approval.</w:t>
-      </w:r>
-    </w:p>
-    <w:p>
-      <w:pPr>
-        <w:spacing w:after="120" w:before="0"/>
-        <w:ind w:left="360"/>
-      </w:pPr>
-      <w:r>
-        <w:rPr>
-          <w:i/>
-          <w:iCs/>
-          <w:color w:val="555555"/>
-          <w:sz w:val="21"/>
-          <w:szCs w:val="21"/>
-        </w:rPr>
-        <w:t xml:space="preserve">Kiểm soát ngân sách. Ban Điều hành đề xuất ngân sách, nhưng không khoản chi lớn nào có hiệu lực nếu chưa được Hội đồng phê duyệt.</w:t>
+        <w:t xml:space="preserve">Right to vote. Every member aged eighteen (18) or older who is entered on the published voter roll may vote. The principle of one member, one vote governs all elections.</w:t>
+      </w:r>
+    </w:p>
+    <w:p>
+      <w:pPr>
+        <w:spacing w:after="120" w:before="0"/>
+        <w:ind w:left="360"/>
+      </w:pPr>
+      <w:r>
+        <w:rPr>
+          <w:i/>
+          <w:iCs/>
+          <w:color w:val="555555"/>
+          <w:sz w:val="21"/>
+          <w:szCs w:val="21"/>
+        </w:rPr>
+        <w:t xml:space="preserve">Quyền bỏ phiếu. Mỗi thành viên từ mười tám (18) tuổi trở lên có tên trong danh sách cử tri đã công bố đều được bỏ phiếu. Nguyên tắc mỗi thành viên một lá phiếu chi phối mọi cuộc bầu cử.</w:t>
       </w:r>
     </w:p>
     <w:p>
@@ -2675,23 +2775,23 @@
           <w:sz w:val="22"/>
           <w:szCs w:val="22"/>
         </w:rPr>
-        <w:t xml:space="preserve">No confidence. The Council may remove the Chair or any officer by a two-thirds (2/3) vote of no confidence, for serious cause, after written notice and an opportunity to respond.</w:t>
-      </w:r>
-    </w:p>
-    <w:p>
-      <w:pPr>
-        <w:spacing w:after="120" w:before="0"/>
-        <w:ind w:left="360"/>
-      </w:pPr>
-      <w:r>
-        <w:rPr>
-          <w:i/>
-          <w:iCs/>
-          <w:color w:val="555555"/>
-          <w:sz w:val="21"/>
-          <w:szCs w:val="21"/>
-        </w:rPr>
-        <w:t xml:space="preserve">Bất tín nhiệm. Hội đồng có thể bãi nhiệm Chủ tịch hoặc bất kỳ viên chức nào bằng biểu quyết bất tín nhiệm hai phần ba (2/3), vì lý do nghiêm trọng, sau khi có thông báo bằng văn bản và cơ hội phản hồi.</w:t>
+        <w:t xml:space="preserve">Candidates. Any voter in good standing may stand as a candidate for the Council or for Chair, subject to the same published requirements applied equally to all.</w:t>
+      </w:r>
+    </w:p>
+    <w:p>
+      <w:pPr>
+        <w:spacing w:after="120" w:before="0"/>
+        <w:ind w:left="360"/>
+      </w:pPr>
+      <w:r>
+        <w:rPr>
+          <w:i/>
+          <w:iCs/>
+          <w:color w:val="555555"/>
+          <w:sz w:val="21"/>
+          <w:szCs w:val="21"/>
+        </w:rPr>
+        <w:t xml:space="preserve">Ứng viên. Bất kỳ cử tri nào có tư cách tốt đều có thể ứng cử vào Hội đồng hoặc chức Chủ tịch, theo cùng những yêu cầu đã công bố và áp dụng bình đẳng cho mọi người.</w:t>
       </w:r>
     </w:p>
     <w:p>
@@ -2713,23 +2813,23 @@
           <w:sz w:val="22"/>
           <w:szCs w:val="22"/>
         </w:rPr>
-        <w:t xml:space="preserve">Recall. Members may petition to recall an elected representative. Upon a petition signed by [10]% of members, the Commission shall hold a recall vote; a majority of votes cast decides.</w:t>
-      </w:r>
-    </w:p>
-    <w:p>
-      <w:pPr>
-        <w:spacing w:after="120" w:before="0"/>
-        <w:ind w:left="360"/>
-      </w:pPr>
-      <w:r>
-        <w:rPr>
-          <w:i/>
-          <w:iCs/>
-          <w:color w:val="555555"/>
-          <w:sz w:val="21"/>
-          <w:szCs w:val="21"/>
-        </w:rPr>
-        <w:t xml:space="preserve">Bãi nhiệm do dân. Thành viên có thể kiến nghị bãi nhiệm một đại diện dân cử. Khi có kiến nghị với chữ ký của [10]% số thành viên, Ủy ban sẽ tổ chức bỏ phiếu bãi nhiệm; đa số phiếu bầu sẽ quyết định.</w:t>
+        <w:t xml:space="preserve">Secret ballot. All votes for office are cast by secret ballot. Voting may be conducted in person, by mail, or through a verified online system, provided secrecy is protected and each member votes only once.</w:t>
+      </w:r>
+    </w:p>
+    <w:p>
+      <w:pPr>
+        <w:spacing w:after="120" w:before="0"/>
+        <w:ind w:left="360"/>
+      </w:pPr>
+      <w:r>
+        <w:rPr>
+          <w:i/>
+          <w:iCs/>
+          <w:color w:val="555555"/>
+          <w:sz w:val="21"/>
+          <w:szCs w:val="21"/>
+        </w:rPr>
+        <w:t xml:space="preserve">Phiếu kín. Mọi lá phiếu bầu chức vụ đều được bỏ kín. Việc bỏ phiếu có thể tiến hành trực tiếp, qua bưu điện, hoặc qua hệ thống trực tuyến đã xác minh, miễn là bảo đảm bí mật và mỗi thành viên chỉ bỏ một lần.</w:t>
       </w:r>
     </w:p>
     <w:p>
@@ -2751,23 +2851,61 @@
           <w:sz w:val="22"/>
           <w:szCs w:val="22"/>
         </w:rPr>
-        <w:t xml:space="preserve">Referendum. Members may petition for a binding referendum on a major measure. Upon a petition signed by [10]% of members, the Commission shall put the question to all members.</w:t>
-      </w:r>
-    </w:p>
-    <w:p>
-      <w:pPr>
-        <w:spacing w:after="120" w:before="0"/>
-        <w:ind w:left="360"/>
-      </w:pPr>
-      <w:r>
-        <w:rPr>
-          <w:i/>
-          <w:iCs/>
-          <w:color w:val="555555"/>
-          <w:sz w:val="21"/>
-          <w:szCs w:val="21"/>
-        </w:rPr>
-        <w:t xml:space="preserve">Trưng cầu ý kiến. Thành viên có thể kiến nghị một cuộc trưng cầu có tính ràng buộc về một vấn đề trọng đại. Khi có kiến nghị với chữ ký của [10]% số thành viên, Ủy ban sẽ đưa vấn đề ra toàn thể thành viên.</w:t>
+        <w:t xml:space="preserve">Conduct. Candidates shall have equal access to community forums and channels. Campaigning shall be peaceful and honest; intimidation, vote-buying, and fraud are prohibited and are grounds for disqualification.</w:t>
+      </w:r>
+    </w:p>
+    <w:p>
+      <w:pPr>
+        <w:spacing w:after="120" w:before="0"/>
+        <w:ind w:left="360"/>
+      </w:pPr>
+      <w:r>
+        <w:rPr>
+          <w:i/>
+          <w:iCs/>
+          <w:color w:val="555555"/>
+          <w:sz w:val="21"/>
+          <w:szCs w:val="21"/>
+        </w:rPr>
+        <w:t xml:space="preserve">Ứng xử. Ứng viên được tiếp cận bình đẳng các diễn đàn và kênh của cộng đồng. Việc vận động phải ôn hòa và trung thực; đe dọa, mua phiếu và gian lận bị cấm và là căn cứ để truất quyền ứng cử.</w:t>
+      </w:r>
+    </w:p>
+    <w:p>
+      <w:pPr>
+        <w:spacing w:after="40" w:before="120"/>
+      </w:pPr>
+      <w:r>
+        <w:rPr>
+          <w:b/>
+          <w:bCs/>
+          <w:color w:val="9C6F0B"/>
+          <w:sz w:val="22"/>
+          <w:szCs w:val="22"/>
+        </w:rPr>
+        <w:t xml:space="preserve">10.5  </w:t>
+      </w:r>
+      <w:r>
+        <w:rPr>
+          <w:sz w:val="22"/>
+          <w:szCs w:val="22"/>
+        </w:rPr>
+        <w:t xml:space="preserve">Counting and certification. Votes are counted in the open, observed by candidate representatives and neutral observers. The Commission certifies the results and oversees a peaceful handover to those elected.</w:t>
+      </w:r>
+    </w:p>
+    <w:p>
+      <w:pPr>
+        <w:spacing w:after="120" w:before="0"/>
+        <w:ind w:left="360"/>
+      </w:pPr>
+      <w:r>
+        <w:rPr>
+          <w:i/>
+          <w:iCs/>
+          <w:color w:val="555555"/>
+          <w:sz w:val="21"/>
+          <w:szCs w:val="21"/>
+        </w:rPr>
+        <w:t xml:space="preserve">Kiểm phiếu và xác nhận. Phiếu được kiểm công khai, dưới sự chứng kiến của đại diện ứng viên và giám sát viên trung lập. Ủy ban xác nhận kết quả và giám sát việc chuyển giao ôn hòa cho những người trúng cử.</w:t>
       </w:r>
     </w:p>
     <w:p>
@@ -2783,7 +2921,7 @@
           <w:sz w:val="26"/>
           <w:szCs w:val="26"/>
         </w:rPr>
-        <w:t xml:space="preserve">Article XI — Finances and Transparency</w:t>
+        <w:t xml:space="preserve">Article XI — Checks, Balances, and Accountability</w:t>
       </w:r>
       <w:r>
         <w:rPr>
@@ -2803,7 +2941,7 @@
           <w:sz w:val="26"/>
           <w:szCs w:val="26"/>
         </w:rPr>
-        <w:t xml:space="preserve">Điều XI — Tài chính và Minh bạch</w:t>
+        <w:t xml:space="preserve">Điều XI — Kiểm soát, Cân bằng và Trách nhiệm Giải trình</w:t>
       </w:r>
     </w:p>
     <w:p>
@@ -2825,23 +2963,23 @@
           <w:sz w:val="22"/>
           <w:szCs w:val="22"/>
         </w:rPr>
-        <w:t xml:space="preserve">Funds. The Association’s funds come from membership dues, voluntary donations, and lawful fundraising, and shall be used only for its mission.</w:t>
-      </w:r>
-    </w:p>
-    <w:p>
-      <w:pPr>
-        <w:spacing w:after="120" w:before="0"/>
-        <w:ind w:left="360"/>
-      </w:pPr>
-      <w:r>
-        <w:rPr>
-          <w:i/>
-          <w:iCs/>
-          <w:color w:val="555555"/>
-          <w:sz w:val="21"/>
-          <w:szCs w:val="21"/>
-        </w:rPr>
-        <w:t xml:space="preserve">Nguồn quỹ. Quỹ của Hội đến từ niên liễm, quyên góp tự nguyện và gây quỹ hợp pháp, và chỉ được dùng cho sứ mệnh của Hội.</w:t>
+        <w:t xml:space="preserve">Budget check. The Executive Board proposes the budget, but no major expenditure is valid without the Council’s approval.</w:t>
+      </w:r>
+    </w:p>
+    <w:p>
+      <w:pPr>
+        <w:spacing w:after="120" w:before="0"/>
+        <w:ind w:left="360"/>
+      </w:pPr>
+      <w:r>
+        <w:rPr>
+          <w:i/>
+          <w:iCs/>
+          <w:color w:val="555555"/>
+          <w:sz w:val="21"/>
+          <w:szCs w:val="21"/>
+        </w:rPr>
+        <w:t xml:space="preserve">Kiểm soát ngân sách. Ban Điều hành đề xuất ngân sách, nhưng không khoản chi lớn nào có hiệu lực nếu chưa được Hội đồng phê duyệt.</w:t>
       </w:r>
     </w:p>
     <w:p>
@@ -2863,23 +3001,23 @@
           <w:sz w:val="22"/>
           <w:szCs w:val="22"/>
         </w:rPr>
-        <w:t xml:space="preserve">Dual control. No single officer may move funds alone. Every expenditure above [amount] requires the signatures or approval of at least two officers.</w:t>
-      </w:r>
-    </w:p>
-    <w:p>
-      <w:pPr>
-        <w:spacing w:after="120" w:before="0"/>
-        <w:ind w:left="360"/>
-      </w:pPr>
-      <w:r>
-        <w:rPr>
-          <w:i/>
-          <w:iCs/>
-          <w:color w:val="555555"/>
-          <w:sz w:val="21"/>
-          <w:szCs w:val="21"/>
-        </w:rPr>
-        <w:t xml:space="preserve">Kiểm soát kép. Không viên chức đơn lẻ nào được tự ý chuyển quỹ. Mọi khoản chi trên [số tiền] cần chữ ký hoặc phê duyệt của ít nhất hai viên chức.</w:t>
+        <w:t xml:space="preserve">No confidence. The Council may remove the Chair or any officer by a two-thirds (2/3) vote of no confidence, for serious cause, after written notice and an opportunity to respond.</w:t>
+      </w:r>
+    </w:p>
+    <w:p>
+      <w:pPr>
+        <w:spacing w:after="120" w:before="0"/>
+        <w:ind w:left="360"/>
+      </w:pPr>
+      <w:r>
+        <w:rPr>
+          <w:i/>
+          <w:iCs/>
+          <w:color w:val="555555"/>
+          <w:sz w:val="21"/>
+          <w:szCs w:val="21"/>
+        </w:rPr>
+        <w:t xml:space="preserve">Bất tín nhiệm. Hội đồng có thể bãi nhiệm Chủ tịch hoặc bất kỳ viên chức nào bằng biểu quyết bất tín nhiệm hai phần ba (2/3), vì lý do nghiêm trọng, sau khi có thông báo bằng văn bản và cơ hội phản hồi.</w:t>
       </w:r>
     </w:p>
     <w:p>
@@ -2901,23 +3039,61 @@
           <w:sz w:val="22"/>
           <w:szCs w:val="22"/>
         </w:rPr>
-        <w:t xml:space="preserve">Audit and reporting. The Treasurer shall present a financial report to the members at least once a year. The accounts shall be independently reviewed or audited each year, and the results made available to members.</w:t>
-      </w:r>
-    </w:p>
-    <w:p>
-      <w:pPr>
-        <w:spacing w:after="120" w:before="0"/>
-        <w:ind w:left="360"/>
-      </w:pPr>
-      <w:r>
-        <w:rPr>
-          <w:i/>
-          <w:iCs/>
-          <w:color w:val="555555"/>
-          <w:sz w:val="21"/>
-          <w:szCs w:val="21"/>
-        </w:rPr>
-        <w:t xml:space="preserve">Kiểm toán và báo cáo. Thủ quỹ trình báo cáo tài chính cho thành viên ít nhất mỗi năm một lần. Sổ sách được rà soát hoặc kiểm toán độc lập hằng năm, và kết quả được cung cấp cho thành viên.</w:t>
+        <w:t xml:space="preserve">Recall. Members may petition to recall an elected representative. Upon a petition signed by [10]% of members, the Commission shall hold a recall vote; a majority of votes cast decides.</w:t>
+      </w:r>
+    </w:p>
+    <w:p>
+      <w:pPr>
+        <w:spacing w:after="120" w:before="0"/>
+        <w:ind w:left="360"/>
+      </w:pPr>
+      <w:r>
+        <w:rPr>
+          <w:i/>
+          <w:iCs/>
+          <w:color w:val="555555"/>
+          <w:sz w:val="21"/>
+          <w:szCs w:val="21"/>
+        </w:rPr>
+        <w:t xml:space="preserve">Bãi nhiệm do dân. Thành viên có thể kiến nghị bãi nhiệm một đại diện dân cử. Khi có kiến nghị với chữ ký của [10]% số thành viên, Ủy ban sẽ tổ chức bỏ phiếu bãi nhiệm; đa số phiếu bầu sẽ quyết định.</w:t>
+      </w:r>
+    </w:p>
+    <w:p>
+      <w:pPr>
+        <w:spacing w:after="40" w:before="120"/>
+      </w:pPr>
+      <w:r>
+        <w:rPr>
+          <w:b/>
+          <w:bCs/>
+          <w:color w:val="9C6F0B"/>
+          <w:sz w:val="22"/>
+          <w:szCs w:val="22"/>
+        </w:rPr>
+        <w:t xml:space="preserve">11.4  </w:t>
+      </w:r>
+      <w:r>
+        <w:rPr>
+          <w:sz w:val="22"/>
+          <w:szCs w:val="22"/>
+        </w:rPr>
+        <w:t xml:space="preserve">Referendum. Members may petition for a binding referendum on a major measure. Upon a petition signed by [10]% of members, the Commission shall put the question to all members.</w:t>
+      </w:r>
+    </w:p>
+    <w:p>
+      <w:pPr>
+        <w:spacing w:after="120" w:before="0"/>
+        <w:ind w:left="360"/>
+      </w:pPr>
+      <w:r>
+        <w:rPr>
+          <w:i/>
+          <w:iCs/>
+          <w:color w:val="555555"/>
+          <w:sz w:val="21"/>
+          <w:szCs w:val="21"/>
+        </w:rPr>
+        <w:t xml:space="preserve">Trưng cầu ý kiến. Thành viên có thể kiến nghị một cuộc trưng cầu có tính ràng buộc về một vấn đề trọng đại. Khi có kiến nghị với chữ ký của [10]% số thành viên, Ủy ban sẽ đưa vấn đề ra toàn thể thành viên.</w:t>
       </w:r>
     </w:p>
     <w:p>
@@ -2933,7 +3109,7 @@
           <w:sz w:val="26"/>
           <w:szCs w:val="26"/>
         </w:rPr>
-        <w:t xml:space="preserve">Article XII — General Assembly and Meetings</w:t>
+        <w:t xml:space="preserve">Article XII — Finances and Transparency</w:t>
       </w:r>
       <w:r>
         <w:rPr>
@@ -2953,7 +3129,7 @@
           <w:sz w:val="26"/>
           <w:szCs w:val="26"/>
         </w:rPr>
-        <w:t xml:space="preserve">Điều XII — Đại hội Toàn thể và Các Phiên họp</w:t>
+        <w:t xml:space="preserve">Điều XII — Tài chính và Minh bạch</w:t>
       </w:r>
     </w:p>
     <w:p>
@@ -2975,23 +3151,23 @@
           <w:sz w:val="22"/>
           <w:szCs w:val="22"/>
         </w:rPr>
-        <w:t xml:space="preserve">General Assembly. The General Assembly of all members is the supreme voice of the Association. It meets at least once a year, and specially when called by the Council, the Executive Board, or [10]% of members.</w:t>
-      </w:r>
-    </w:p>
-    <w:p>
-      <w:pPr>
-        <w:spacing w:after="120" w:before="0"/>
-        <w:ind w:left="360"/>
-      </w:pPr>
-      <w:r>
-        <w:rPr>
-          <w:i/>
-          <w:iCs/>
-          <w:color w:val="555555"/>
-          <w:sz w:val="21"/>
-          <w:szCs w:val="21"/>
-        </w:rPr>
-        <w:t xml:space="preserve">Đại hội Toàn thể. Đại hội Toàn thể gồm tất cả thành viên là tiếng nói tối cao của Hội. Đại hội họp ít nhất mỗi năm một lần, và họp bất thường khi được Hội đồng, Ban Điều hành, hoặc [10]% số thành viên triệu tập.</w:t>
+        <w:t xml:space="preserve">Funds. The Association’s funds come from membership dues, voluntary donations, and lawful fundraising, and shall be used only for its mission.</w:t>
+      </w:r>
+    </w:p>
+    <w:p>
+      <w:pPr>
+        <w:spacing w:after="120" w:before="0"/>
+        <w:ind w:left="360"/>
+      </w:pPr>
+      <w:r>
+        <w:rPr>
+          <w:i/>
+          <w:iCs/>
+          <w:color w:val="555555"/>
+          <w:sz w:val="21"/>
+          <w:szCs w:val="21"/>
+        </w:rPr>
+        <w:t xml:space="preserve">Nguồn quỹ. Quỹ của Hội đến từ niên liễm, quyên góp tự nguyện và gây quỹ hợp pháp, và chỉ được dùng cho sứ mệnh của Hội.</w:t>
       </w:r>
     </w:p>
     <w:p>
@@ -3013,23 +3189,61 @@
           <w:sz w:val="22"/>
           <w:szCs w:val="22"/>
         </w:rPr>
-        <w:t xml:space="preserve">Notice and quorum. Members shall receive at least [21] days’ written notice of a General Assembly. A quorum is [the percentage or number] of members; where a quorum is not met, a reconvened meeting may proceed with those present, as the bylaws provide.</w:t>
-      </w:r>
-    </w:p>
-    <w:p>
-      <w:pPr>
-        <w:spacing w:after="120" w:before="0"/>
-        <w:ind w:left="360"/>
-      </w:pPr>
-      <w:r>
-        <w:rPr>
-          <w:i/>
-          <w:iCs/>
-          <w:color w:val="555555"/>
-          <w:sz w:val="21"/>
-          <w:szCs w:val="21"/>
-        </w:rPr>
-        <w:t xml:space="preserve">Thông báo và túc số. Thành viên phải được thông báo bằng văn bản ít nhất [21] ngày trước Đại hội Toàn thể. Túc số là [tỷ lệ hoặc số lượng] thành viên; nếu không đủ túc số, phiên họp được triệu tập lại có thể tiến hành với những người có mặt, theo quy chế.</w:t>
+        <w:t xml:space="preserve">Dual control. No single officer may move funds alone. Every expenditure above [amount] requires the signatures or approval of at least two officers.</w:t>
+      </w:r>
+    </w:p>
+    <w:p>
+      <w:pPr>
+        <w:spacing w:after="120" w:before="0"/>
+        <w:ind w:left="360"/>
+      </w:pPr>
+      <w:r>
+        <w:rPr>
+          <w:i/>
+          <w:iCs/>
+          <w:color w:val="555555"/>
+          <w:sz w:val="21"/>
+          <w:szCs w:val="21"/>
+        </w:rPr>
+        <w:t xml:space="preserve">Kiểm soát kép. Không viên chức đơn lẻ nào được tự ý chuyển quỹ. Mọi khoản chi trên [số tiền] cần chữ ký hoặc phê duyệt của ít nhất hai viên chức.</w:t>
+      </w:r>
+    </w:p>
+    <w:p>
+      <w:pPr>
+        <w:spacing w:after="40" w:before="120"/>
+      </w:pPr>
+      <w:r>
+        <w:rPr>
+          <w:b/>
+          <w:bCs/>
+          <w:color w:val="9C6F0B"/>
+          <w:sz w:val="22"/>
+          <w:szCs w:val="22"/>
+        </w:rPr>
+        <w:t xml:space="preserve">12.3  </w:t>
+      </w:r>
+      <w:r>
+        <w:rPr>
+          <w:sz w:val="22"/>
+          <w:szCs w:val="22"/>
+        </w:rPr>
+        <w:t xml:space="preserve">Audit and reporting. The Treasurer shall present a financial report to the members at least once a year. The accounts shall be independently reviewed or audited each year, and the results made available to members.</w:t>
+      </w:r>
+    </w:p>
+    <w:p>
+      <w:pPr>
+        <w:spacing w:after="120" w:before="0"/>
+        <w:ind w:left="360"/>
+      </w:pPr>
+      <w:r>
+        <w:rPr>
+          <w:i/>
+          <w:iCs/>
+          <w:color w:val="555555"/>
+          <w:sz w:val="21"/>
+          <w:szCs w:val="21"/>
+        </w:rPr>
+        <w:t xml:space="preserve">Kiểm toán và báo cáo. Thủ quỹ trình báo cáo tài chính cho thành viên ít nhất mỗi năm một lần. Sổ sách được rà soát hoặc kiểm toán độc lập hằng năm, và kết quả được cung cấp cho thành viên.</w:t>
       </w:r>
     </w:p>
     <w:p>
@@ -3045,7 +3259,7 @@
           <w:sz w:val="26"/>
           <w:szCs w:val="26"/>
         </w:rPr>
-        <w:t xml:space="preserve">Article XIII — Amendments</w:t>
+        <w:t xml:space="preserve">Article XIII — General Assembly and Meetings</w:t>
       </w:r>
       <w:r>
         <w:rPr>
@@ -3065,7 +3279,7 @@
           <w:sz w:val="26"/>
           <w:szCs w:val="26"/>
         </w:rPr>
-        <w:t xml:space="preserve">Điều XIII — Sửa đổi</w:t>
+        <w:t xml:space="preserve">Điều XIII — Đại hội Toàn thể và Các Phiên họp</w:t>
       </w:r>
     </w:p>
     <w:p>
@@ -3087,23 +3301,23 @@
           <w:sz w:val="22"/>
           <w:szCs w:val="22"/>
         </w:rPr>
-        <w:t xml:space="preserve">This Charter may be amended only by a two-thirds (2/3) supermajority of the members voting in a General Assembly or referendum, after the proposed text has been circulated to all members at least [21] days in advance.</w:t>
-      </w:r>
-    </w:p>
-    <w:p>
-      <w:pPr>
-        <w:spacing w:after="120" w:before="0"/>
-        <w:ind w:left="360"/>
-      </w:pPr>
-      <w:r>
-        <w:rPr>
-          <w:i/>
-          <w:iCs/>
-          <w:color w:val="555555"/>
-          <w:sz w:val="21"/>
-          <w:szCs w:val="21"/>
-        </w:rPr>
-        <w:t xml:space="preserve">Hiến chương này chỉ có thể được sửa đổi bằng đa số tuyệt đối hai phần ba (2/3) số thành viên bỏ phiếu tại Đại hội Toàn thể hoặc trưng cầu ý kiến, sau khi văn bản đề nghị đã được phổ biến đến toàn thể thành viên ít nhất [21] ngày trước.</w:t>
+        <w:t xml:space="preserve">General Assembly. The General Assembly of all members is the supreme voice of the Association. It meets at least once a year, and specially when called by the Council, the Executive Board, or [10]% of members.</w:t>
+      </w:r>
+    </w:p>
+    <w:p>
+      <w:pPr>
+        <w:spacing w:after="120" w:before="0"/>
+        <w:ind w:left="360"/>
+      </w:pPr>
+      <w:r>
+        <w:rPr>
+          <w:i/>
+          <w:iCs/>
+          <w:color w:val="555555"/>
+          <w:sz w:val="21"/>
+          <w:szCs w:val="21"/>
+        </w:rPr>
+        <w:t xml:space="preserve">Đại hội Toàn thể. Đại hội Toàn thể gồm tất cả thành viên là tiếng nói tối cao của Hội. Đại hội họp ít nhất mỗi năm một lần, và họp bất thường khi được Hội đồng, Ban Điều hành, hoặc [10]% số thành viên triệu tập.</w:t>
       </w:r>
     </w:p>
     <w:p>
@@ -3125,23 +3339,23 @@
           <w:sz w:val="22"/>
           <w:szCs w:val="22"/>
         </w:rPr>
-        <w:t xml:space="preserve">No amendment may abolish free and fair elections, the separation of powers, one member, one vote, or the members’ fundamental rights under Article IV.</w:t>
-      </w:r>
-    </w:p>
-    <w:p>
-      <w:pPr>
-        <w:spacing w:after="120" w:before="0"/>
-        <w:ind w:left="360"/>
-      </w:pPr>
-      <w:r>
-        <w:rPr>
-          <w:i/>
-          <w:iCs/>
-          <w:color w:val="555555"/>
-          <w:sz w:val="21"/>
-          <w:szCs w:val="21"/>
-        </w:rPr>
-        <w:t xml:space="preserve">Không sửa đổi nào được xóa bỏ chế độ bầu cử tự do và công bằng, sự phân quyền, nguyên tắc mỗi thành viên một lá phiếu, hay các quyền cơ bản của thành viên theo Điều IV.</w:t>
+        <w:t xml:space="preserve">Notice and quorum. Members shall receive at least [21] days’ written notice of a General Assembly. A quorum is [the percentage or number] of members; where a quorum is not met, a reconvened meeting may proceed with those present, as the bylaws provide.</w:t>
+      </w:r>
+    </w:p>
+    <w:p>
+      <w:pPr>
+        <w:spacing w:after="120" w:before="0"/>
+        <w:ind w:left="360"/>
+      </w:pPr>
+      <w:r>
+        <w:rPr>
+          <w:i/>
+          <w:iCs/>
+          <w:color w:val="555555"/>
+          <w:sz w:val="21"/>
+          <w:szCs w:val="21"/>
+        </w:rPr>
+        <w:t xml:space="preserve">Thông báo và túc số. Thành viên phải được thông báo bằng văn bản ít nhất [21] ngày trước Đại hội Toàn thể. Túc số là [tỷ lệ hoặc số lượng] thành viên; nếu không đủ túc số, phiên họp được triệu tập lại có thể tiến hành với những người có mặt, theo quy chế.</w:t>
       </w:r>
     </w:p>
     <w:p>
@@ -3157,7 +3371,7 @@
           <w:sz w:val="26"/>
           <w:szCs w:val="26"/>
         </w:rPr>
-        <w:t xml:space="preserve">Article XIV — Dissolution</w:t>
+        <w:t xml:space="preserve">Article XIV — Amendments</w:t>
       </w:r>
       <w:r>
         <w:rPr>
@@ -3177,7 +3391,7 @@
           <w:sz w:val="26"/>
           <w:szCs w:val="26"/>
         </w:rPr>
-        <w:t xml:space="preserve">Điều XIV — Giải thể</w:t>
+        <w:t xml:space="preserve">Điều XIV — Sửa đổi</w:t>
       </w:r>
     </w:p>
     <w:p>
@@ -3199,23 +3413,23 @@
           <w:sz w:val="22"/>
           <w:szCs w:val="22"/>
         </w:rPr>
-        <w:t xml:space="preserve">The Association may be dissolved only by a two-thirds (2/3) vote of the members in a General Assembly or referendum called for that purpose.</w:t>
-      </w:r>
-    </w:p>
-    <w:p>
-      <w:pPr>
-        <w:spacing w:after="120" w:before="0"/>
-        <w:ind w:left="360"/>
-      </w:pPr>
-      <w:r>
-        <w:rPr>
-          <w:i/>
-          <w:iCs/>
-          <w:color w:val="555555"/>
-          <w:sz w:val="21"/>
-          <w:szCs w:val="21"/>
-        </w:rPr>
-        <w:t xml:space="preserve">Hội chỉ có thể bị giải thể bằng biểu quyết hai phần ba (2/3) số thành viên tại Đại hội Toàn thể hoặc cuộc trưng cầu được triệu tập cho mục đích đó.</w:t>
+        <w:t xml:space="preserve">This Charter may be amended only by a two-thirds (2/3) supermajority of the members voting in a General Assembly or referendum, after the proposed text has been circulated to all members at least [21] days in advance.</w:t>
+      </w:r>
+    </w:p>
+    <w:p>
+      <w:pPr>
+        <w:spacing w:after="120" w:before="0"/>
+        <w:ind w:left="360"/>
+      </w:pPr>
+      <w:r>
+        <w:rPr>
+          <w:i/>
+          <w:iCs/>
+          <w:color w:val="555555"/>
+          <w:sz w:val="21"/>
+          <w:szCs w:val="21"/>
+        </w:rPr>
+        <w:t xml:space="preserve">Hiến chương này chỉ có thể được sửa đổi bằng đa số tuyệt đối hai phần ba (2/3) số thành viên bỏ phiếu tại Đại hội Toàn thể hoặc trưng cầu ý kiến, sau khi văn bản đề nghị đã được phổ biến đến toàn thể thành viên ít nhất [21] ngày trước.</w:t>
       </w:r>
     </w:p>
     <w:p>
@@ -3237,23 +3451,23 @@
           <w:sz w:val="22"/>
           <w:szCs w:val="22"/>
         </w:rPr>
-        <w:t xml:space="preserve">Upon dissolution, after settling debts, any remaining assets shall be transferred to another non-profit organization serving the Vietnamese community, consistent with local law.</w:t>
-      </w:r>
-    </w:p>
-    <w:p>
-      <w:pPr>
-        <w:spacing w:after="120" w:before="0"/>
-        <w:ind w:left="360"/>
-      </w:pPr>
-      <w:r>
-        <w:rPr>
-          <w:i/>
-          <w:iCs/>
-          <w:color w:val="555555"/>
-          <w:sz w:val="21"/>
-          <w:szCs w:val="21"/>
-        </w:rPr>
-        <w:t xml:space="preserve">Khi giải thể, sau khi thanh toán các khoản nợ, tài sản còn lại phải được chuyển cho một tổ chức phi lợi nhuận khác phục vụ cộng đồng người Việt, phù hợp với luật địa phương.</w:t>
+        <w:t xml:space="preserve">No amendment may abolish free and fair elections, the separation of powers, one member, one vote, or the members’ fundamental rights under Article IV.</w:t>
+      </w:r>
+    </w:p>
+    <w:p>
+      <w:pPr>
+        <w:spacing w:after="120" w:before="0"/>
+        <w:ind w:left="360"/>
+      </w:pPr>
+      <w:r>
+        <w:rPr>
+          <w:i/>
+          <w:iCs/>
+          <w:color w:val="555555"/>
+          <w:sz w:val="21"/>
+          <w:szCs w:val="21"/>
+        </w:rPr>
+        <w:t xml:space="preserve">Không sửa đổi nào được xóa bỏ chế độ bầu cử tự do và công bằng, sự phân quyền, nguyên tắc mỗi thành viên một lá phiếu, hay các quyền cơ bản của thành viên theo Điều IV.</w:t>
       </w:r>
     </w:p>
     <w:p>
@@ -3269,7 +3483,7 @@
           <w:sz w:val="26"/>
           <w:szCs w:val="26"/>
         </w:rPr>
-        <w:t xml:space="preserve">Article XV — Transitional and Founding Provisions</w:t>
+        <w:t xml:space="preserve">Article XV — Dissolution</w:t>
       </w:r>
       <w:r>
         <w:rPr>
@@ -3289,7 +3503,7 @@
           <w:sz w:val="26"/>
           <w:szCs w:val="26"/>
         </w:rPr>
-        <w:t xml:space="preserve">Điều XV — Điều khoản Chuyển tiếp và Sáng lập</w:t>
+        <w:t xml:space="preserve">Điều XV — Giải thể</w:t>
       </w:r>
     </w:p>
     <w:p>
@@ -3311,6 +3525,118 @@
           <w:sz w:val="22"/>
           <w:szCs w:val="22"/>
         </w:rPr>
+        <w:t xml:space="preserve">The Association may be dissolved only by a two-thirds (2/3) vote of the members in a General Assembly or referendum called for that purpose.</w:t>
+      </w:r>
+    </w:p>
+    <w:p>
+      <w:pPr>
+        <w:spacing w:after="120" w:before="0"/>
+        <w:ind w:left="360"/>
+      </w:pPr>
+      <w:r>
+        <w:rPr>
+          <w:i/>
+          <w:iCs/>
+          <w:color w:val="555555"/>
+          <w:sz w:val="21"/>
+          <w:szCs w:val="21"/>
+        </w:rPr>
+        <w:t xml:space="preserve">Hội chỉ có thể bị giải thể bằng biểu quyết hai phần ba (2/3) số thành viên tại Đại hội Toàn thể hoặc cuộc trưng cầu được triệu tập cho mục đích đó.</w:t>
+      </w:r>
+    </w:p>
+    <w:p>
+      <w:pPr>
+        <w:spacing w:after="40" w:before="120"/>
+      </w:pPr>
+      <w:r>
+        <w:rPr>
+          <w:b/>
+          <w:bCs/>
+          <w:color w:val="9C6F0B"/>
+          <w:sz w:val="22"/>
+          <w:szCs w:val="22"/>
+        </w:rPr>
+        <w:t xml:space="preserve">15.2  </w:t>
+      </w:r>
+      <w:r>
+        <w:rPr>
+          <w:sz w:val="22"/>
+          <w:szCs w:val="22"/>
+        </w:rPr>
+        <w:t xml:space="preserve">Upon dissolution, after settling debts, any remaining assets shall be transferred to another non-profit organization serving the Vietnamese community, consistent with local law.</w:t>
+      </w:r>
+    </w:p>
+    <w:p>
+      <w:pPr>
+        <w:spacing w:after="120" w:before="0"/>
+        <w:ind w:left="360"/>
+      </w:pPr>
+      <w:r>
+        <w:rPr>
+          <w:i/>
+          <w:iCs/>
+          <w:color w:val="555555"/>
+          <w:sz w:val="21"/>
+          <w:szCs w:val="21"/>
+        </w:rPr>
+        <w:t xml:space="preserve">Khi giải thể, sau khi thanh toán các khoản nợ, tài sản còn lại phải được chuyển cho một tổ chức phi lợi nhuận khác phục vụ cộng đồng người Việt, phù hợp với luật địa phương.</w:t>
+      </w:r>
+    </w:p>
+    <w:p>
+      <w:pPr>
+        <w:pStyle w:val="Heading1"/>
+        <w:spacing w:after="60" w:before="320"/>
+      </w:pPr>
+      <w:r>
+        <w:rPr>
+          <w:b/>
+          <w:bCs/>
+          <w:color w:val="0F2540"/>
+          <w:sz w:val="26"/>
+          <w:szCs w:val="26"/>
+        </w:rPr>
+        <w:t xml:space="preserve">Article XVI — Transitional and Founding Provisions</w:t>
+      </w:r>
+      <w:r>
+        <w:rPr>
+          <w:b/>
+          <w:bCs/>
+          <w:color w:val="9C6F0B"/>
+          <w:sz w:val="26"/>
+          <w:szCs w:val="26"/>
+        </w:rPr>
+        <w:t xml:space="preserve">  ·  </w:t>
+      </w:r>
+      <w:r>
+        <w:rPr>
+          <w:b/>
+          <w:bCs/>
+          <w:color w:val="0F2540"/>
+          <w:sz w:val="26"/>
+          <w:szCs w:val="26"/>
+        </w:rPr>
+        <w:t xml:space="preserve">Điều XVI — Điều khoản Chuyển tiếp và Sáng lập</w:t>
+      </w:r>
+    </w:p>
+    <w:p>
+      <w:pPr>
+        <w:spacing w:after="40" w:before="120"/>
+      </w:pPr>
+      <w:r>
+        <w:rPr>
+          <w:b/>
+          <w:bCs/>
+          <w:color w:val="9C6F0B"/>
+          <w:sz w:val="22"/>
+          <w:szCs w:val="22"/>
+        </w:rPr>
+        <w:t xml:space="preserve">16.1  </w:t>
+      </w:r>
+      <w:r>
+        <w:rPr>
+          <w:sz w:val="22"/>
+          <w:szCs w:val="22"/>
+        </w:rPr>
         <w:t xml:space="preserve">A Founding Committee of neutral volunteers shall organize the first elections under this Charter and shall not seek office in them. Its authority ends when the first Council, Chair, and Commission take office.</w:t>
       </w:r>
     </w:p>
@@ -3342,7 +3668,7 @@
           <w:sz w:val="22"/>
           <w:szCs w:val="22"/>
         </w:rPr>
-        <w:t xml:space="preserve">15.2  </w:t>
+        <w:t xml:space="preserve">16.2  </w:t>
       </w:r>
       <w:r>
         <w:rPr>
@@ -3380,7 +3706,7 @@
           <w:sz w:val="22"/>
           <w:szCs w:val="22"/>
         </w:rPr>
-        <w:t xml:space="preserve">15.3  </w:t>
+        <w:t xml:space="preserve">16.3  </w:t>
       </w:r>
       <w:r>
         <w:rPr>
